--- a/docs/production/ResDish-Going-Live-Checklist.docx
+++ b/docs/production/ResDish-Going-Live-Checklist.docx
@@ -2252,7 +2252,7 @@
           <w:szCs w:val="19"/>
           <w:shd w:fill="EEF2F7" w:color="auto" w:val="clear"/>
         </w:rPr>
-        <w:t xml:space="preserve">bite-wise.org</w:t>
+        <w:t xml:space="preserve">resdish.com</w:t>
       </w:r>
       <w:r>
         <w:rPr>
@@ -2296,7 +2296,7 @@
           <w:b/>
           <w:bCs/>
         </w:rPr>
-        <w:t xml:space="preserve">Gmail cannot send as no-reply@bite-wise.org.</w:t>
+        <w:t xml:space="preserve">Gmail cannot send as no-reply@resdish.com.</w:t>
       </w:r>
       <w:r>
         <w:rPr>
@@ -2594,7 +2594,7 @@
           <w:szCs w:val="20"/>
           <w:shd w:fill="EEF2F7" w:color="auto" w:val="clear"/>
         </w:rPr>
-        <w:t xml:space="preserve">ResDish &lt;hello@bite-wise.org&gt;</w:t>
+        <w:t xml:space="preserve">ResDish &lt;hello@resdish.com&gt;</w:t>
       </w:r>
     </w:p>
     <w:p>
@@ -2648,7 +2648,7 @@
           <w:szCs w:val="19"/>
           <w:shd w:fill="EEF2F7" w:color="auto" w:val="clear"/>
         </w:rPr>
-        <w:t xml:space="preserve">support@bite-wise.org</w:t>
+        <w:t xml:space="preserve">support@resdish.com</w:t>
       </w:r>
       <w:r>
         <w:rPr>
